--- a/rapports/2026-06-11/EQ35/DR_021204020031/53-16-22-02.docx
+++ b/rapports/2026-06-11/EQ35/DR_021204020031/53-16-22-02.docx
@@ -30,7 +30,7 @@
           <w:color w:val="64748B"/>
           <w:sz w:val="18"/>
         </w:rPr>
-        <w:t>Enquêteur : EQ35_sup_v2  ·  Équipe : EQ35  ·  Snapshot : 2026-06-11</w:t>
+        <w:t>Enquêteur : EQ35_sup_v2 (MAIMOUNA KOURMANG)  ·  Équipe : EQ35  ·  Snapshot : 2026-06-11</w:t>
       </w:r>
     </w:p>
     <w:tbl>
@@ -230,7 +230,7 @@
                 <w:i w:val="0"/>
                 <w:sz w:val="18"/>
               </w:rPr>
-              <w:t>EQ35_sup_v2  (351)</w:t>
+              <w:t>EQ35_sup_v2  (MAIMOUNA KOURMANG)</w:t>
             </w:r>
           </w:p>
         </w:tc>
@@ -256,7 +256,7 @@
                 <w:i w:val="0"/>
                 <w:sz w:val="18"/>
               </w:rPr>
-              <w:t>35</w:t>
+              <w:t>MAIMOUNA KOURMANG</w:t>
             </w:r>
           </w:p>
         </w:tc>
